--- a/tillsyn/A 40012-2025 tillsynsbegäran.docx
+++ b/tillsyn/A 40012-2025 tillsynsbegäran.docx
@@ -955,7 +955,7 @@
     <w:r>
       <w:tab/>
       <w:tab/>
-      <w:t>2026-06-18</w:t>
+      <w:t>2026-06-19</w:t>
       <w:br/>
       <w:br/>
     </w:r>

--- a/tillsyn/A 40012-2025 tillsynsbegäran.docx
+++ b/tillsyn/A 40012-2025 tillsynsbegäran.docx
@@ -955,7 +955,7 @@
     <w:r>
       <w:tab/>
       <w:tab/>
-      <w:t>2026-06-19</w:t>
+      <w:t>2026-06-20</w:t>
       <w:br/>
       <w:br/>
     </w:r>

--- a/tillsyn/A 40012-2025 tillsynsbegäran.docx
+++ b/tillsyn/A 40012-2025 tillsynsbegäran.docx
@@ -12,10 +12,7 @@
     </w:p>
     <w:p>
       <w:r>
-        <w:t>Detta dokument behandlar höga naturvärden i avverkningsanmälan A 40012-2025 i Strömsunds kommun som inkom 2025-08-25 och omfattar 2,0 ha.</w:t>
-      </w:r>
-      <w:r>
-        <w:t xml:space="preserve"> I Figur 1 visas fyndplatser för naturvårdsarter i området, som finns registrerade på Artportalen.</w:t>
+        <w:t>Denna tillsynsbegäran behandlar höga naturvärden i avverkningsanmälan A 40012-2025 i Strömsunds kommun som inkom 2025-08-25 och omfattar 2,0 ha.</w:t>
       </w:r>
     </w:p>
     <w:p>
@@ -63,27 +60,12 @@
         <w:spacing w:after="240"/>
       </w:pPr>
       <w:r>
-        <w:t>Figur 1. Fyndplatser för naturvårdsarter i och inom 6 meter från avverkningsanmälan (röd linje). Inom parentes anges rödlistekategorier, S för signalarter, Tför typiska arter och fridlysningsparagrafer i artskyddsförordningen.Markörer utan svart kant är placerade på fyndplatsen. Markörer med svart kant är placerade vid sidan av fyndplatsen och har ett svart streck som visar fyndplatsens exakta position. Kartans mittpunktskoordinat är N 7039726, E 522906 i SWEREF 99 TM.</w:t>
+        <w:t>Figur 1. Fyndplatser för naturvårdsarter i och inom 6 meter från avverkningsanmälan. Markörer utan svart kant är placerade på fyndplatsen. Markörer med svart kant är placerade vid sidan av fyndplatsen har ett svart streck som visar fyndplatsens exakta position. Kartans mittpunktskoordinat är N 7039726, E 522906 i SWEREF 99 TM.</w:t>
       </w:r>
     </w:p>
     <w:p>
       <w:r>
-        <w:t>Vi begär härmed att Skogsstyrelsen fattar beslut enligt miljöbalken som säkerställer att skogens höga naturvärden bevaras samt att EU-lagstiftning efterlevs och att artskyddsbrott förhindras.</w:t>
-      </w:r>
-    </w:p>
-    <w:p>
-      <w:r>
-        <w:t>Vi begär vidare att Skogsstyrelsen säkerställer att inga skador eller försämringar av naturtypens bevarandestatus i området tillåts ske. Se Rådets direktiv 92/43/EEG samt ickeförsämringskravet i EU:s naturrestaureringsförordning (EU 2024/1991).</w:t>
-      </w:r>
-    </w:p>
-    <w:p>
-      <w:r>
-        <w:t>Vi önskar även ta del av de ställningstaganden och beslut som myndigheten meddelar till följd av aktuell avverkningsanmälan och föreningens inlaga (se 34 § förvaltningslagen).</w:t>
-      </w:r>
-    </w:p>
-    <w:p>
-      <w:r>
-        <w:t>Nedan beskrivs fynd av naturvårdsarter och fridlysta arter som gjorts i det avverkningsanmälda området. I BILAGA 1 finns artfakta om fridlysta och rödlistade arter.</w:t>
+        <w:t>I och inom 6 meter från avverkningsanmälan finns fynd av 9 naturvårdsarter, varav 3 är rödlistade, 4 är fridlysta, 6 är typiska (T) och 4 är signalarter (S): garnlav (VU, T), lunglav (NT, T), skrovellav (NT, T), guckusko (S, T, §7), kransrams (S, T), stuplav (S, T), tvåblad (S, §8), brudsporre (§8) och fläcknycklar (§8). Se Figur 1.</w:t>
       </w:r>
     </w:p>
     <w:p>
@@ -91,17 +73,413 @@
         <w:pStyle w:val="Heading1"/>
       </w:pPr>
       <w:r>
-        <w:t>Naturvårdsarter</w:t>
+        <w:t>Tillsynsbegäran</w:t>
       </w:r>
     </w:p>
     <w:p>
       <w:r>
-        <w:t>I och inom 6 meter från avverkningsanmälan har följande 9 naturvårdsarter hittats: garnlav (VU, T), lunglav (NT, T), skrovellav (NT, T), guckusko (S, T, §7), kransrams (S, T), stuplav (S, T), tvåblad (S, §8), brudsporre (§8) och fläcknycklar (§8). Av dessa är 3 rödlistade. För rödlistade arter har rödlistekategorin angivits inom parentes. Arter som är signalarter enligt Skogsstyrelsen har markerats med (S). Typiska arter inom Natura 2000 som är kopplade till skogsekosystem har markerats med (T). För fridlysta arter anges även paragrafen i Artskyddsförordningen som arten är fridlyst enligt.</w:t>
+        <w:t>Vi begär härmed att Skogsstyrelsen fattar beslut enligt miljöbalken som säkerställer att skogens höga naturvärden bevaras samt att EU-lagstiftning efterlevs och att artskyddsbrott förhindras.</w:t>
       </w:r>
     </w:p>
     <w:p>
       <w:r>
-        <w:t>De påträffade naturvårdsarterna är ett tydligt kvitto på att det rör sig om en skog med höga naturvärden.</w:t>
+        <w:t>Vi begär vidare att Skogsstyrelsen säkerställer att inga skador eller försämringar av naturtypens bevarandestatus i området tillåts ske. Se Rådets direktiv 92/43/EEG samt ickeförsämringskravet i EU:s naturrestaureringsförordning (EU 2024/1991).</w:t>
+      </w:r>
+    </w:p>
+    <w:p>
+      <w:r>
+        <w:t>Vi önskar även ta del av de ställningstaganden och beslut som myndigheten meddelar till följd av aktuell avverkningsanmälan och föreningens inlaga (se 34 § förvaltningslagen).</w:t>
+      </w:r>
+    </w:p>
+    <w:p>
+      <w:pPr>
+        <w:pStyle w:val="Heading1"/>
+      </w:pPr>
+      <w:r>
+        <w:t>Naturvårdsarter och fridlysta arter</w:t>
+      </w:r>
+    </w:p>
+    <w:p>
+      <w:r>
+        <w:t>Nedan följer beskrivningar av de naturvårdsarter och fridlysta arter som har sina livsmiljöer och växtplatser i den avverkningsanmälda skogen. Se även ytterligare artfakta i BILAGA 1. De påträffade naturvårdsarterna är ett tydligt kvitto på att det rör sig om en skog med höga naturvärden.</w:t>
+      </w:r>
+    </w:p>
+    <w:p>
+      <w:r>
+        <w:rPr>
+          <w:b/>
+        </w:rPr>
+        <w:t>Garnlav (VU)</w:t>
+      </w:r>
+      <w:r>
+        <w:t xml:space="preserve"> är en utpräglad barrskogsart som ibland kan drapera träden i norrländska grannaturskogar med hög luftfuktighet. Den förekommer även i talldominerade bestånd där den, förutom i trädens grenverk, påträffas hängande över ojämnheter i tallbarken. Arten har minskat starkt i södra och mellersta Sverige och den minskar även i sitt nordliga utbredningsområde. Minskningstakten uppgår till 30 (20–50) % inom 50 år och överstiger gränsvärdet för Sårbar (VU). Orsaken till tillbakagången beror främst på slutavverkningar av naturskogsartade skogar. Bestånd med riklig förekomst bör regelmässigt sparas, vilket även gynnar flera andra sällsynta och rödlistade arter. Garnlav är värdväxt för den mycket sällsynta och akut hotade fjärilen barrskogslavfly (CR) som hör hemma i boreala barrskogar med riklig förekomst av värdväxten. Tidigare kunde arten konstateras årligen på flera platser vid Dala-Floda i Dalarna innan lokalerna kalavverkades. Senaste fyndet i landet av barrskogslavfly är från år 2000 då den påträffades vid Högberget i Sollefteå kommun. Garnlav är typisk art för </w:t>
+      </w:r>
+      <w:r>
+        <w:rPr>
+          <w:i/>
+        </w:rPr>
+        <w:t xml:space="preserve">9010 Taiga </w:t>
+      </w:r>
+      <w:r>
+        <w:t>och</w:t>
+      </w:r>
+      <w:r>
+        <w:rPr>
+          <w:i/>
+        </w:rPr>
+        <w:t xml:space="preserve"> 9070 Trädklädd betesmark</w:t>
+      </w:r>
+      <w:r>
+        <w:t xml:space="preserve"> (SLU Artdatabanken, 2026).</w:t>
+      </w:r>
+    </w:p>
+    <w:p>
+      <w:r>
+        <w:rPr>
+          <w:b/>
+        </w:rPr>
+        <w:t>Lunglav (NT)</w:t>
+      </w:r>
+      <w:r>
+        <w:t xml:space="preserve"> är en av vårt lands främsta signalarter som överallt indikerar gamla lövträd, skogsbestånd med höga naturvärden och ekosystem med långskoglig kontinuitet. Lokalt kan förekomsten vara mycket riklig men den hittas nästan enbart i gamla och ej slutavverkade skogar. Artens samtliga förekomster bör uppmärksammas från naturvårdssynpunkt, då många lokaler även hyser andra ovanliga och rödlistade arter. Rikliga förekomster bör skyddas med biotopskydd, frivilliga avsättningar eller reservat. På lunglav kan de sällsynta lavparasiterna lunglavshårprick (CR), </w:t>
+      </w:r>
+      <w:r>
+        <w:rPr>
+          <w:i/>
+        </w:rPr>
+        <w:t>Abrothallus diederichii</w:t>
+      </w:r>
+      <w:r>
+        <w:t xml:space="preserve"> (VU), </w:t>
+      </w:r>
+      <w:r>
+        <w:rPr>
+          <w:i/>
+        </w:rPr>
+        <w:t>Abrothallus lobariae</w:t>
+      </w:r>
+      <w:r>
+        <w:t xml:space="preserve"> (VU), </w:t>
+      </w:r>
+      <w:r>
+        <w:rPr>
+          <w:i/>
+        </w:rPr>
+        <w:t>Calycina lobariae</w:t>
+      </w:r>
+      <w:r>
+        <w:t xml:space="preserve"> (VU), lunglavsknapp (VU) och skrovelmössing (VU) påträffas. Lunglav är typisk art för </w:t>
+      </w:r>
+      <w:r>
+        <w:rPr>
+          <w:i/>
+        </w:rPr>
+        <w:t>9010 Taiga, 9020 Nordlig ädellövskog, 9110 Näringsfattig bokskog, 9130 Näringsrik bokskog, 9160 Näringsrik ekskog, 9180 Ädellövskog i branter, 9190 Näringsfattig ekskog, 9070 Trädklädd betesmark, 9040 Fjällbjörkskog</w:t>
+      </w:r>
+      <w:r>
+        <w:t xml:space="preserve"> och</w:t>
+      </w:r>
+      <w:r>
+        <w:rPr>
+          <w:i/>
+        </w:rPr>
+        <w:t xml:space="preserve"> 6530 Lövängar</w:t>
+      </w:r>
+      <w:r>
+        <w:t xml:space="preserve"> (SLU Artdatabanken, 2026; Nitare &amp; Skogsstyrelsen, 2019).</w:t>
+      </w:r>
+    </w:p>
+    <w:p>
+      <w:r>
+        <w:rPr>
+          <w:b/>
+        </w:rPr>
+        <w:t>Skrovellav (NT)</w:t>
+      </w:r>
+      <w:r>
+        <w:t xml:space="preserve"> växer på gamla lövträd och på klippor i gamla skogar med hög och jämn luftfuktighet. Slutavverkning av kontinuitetsskog utgör det största hotet och lavens fortsatta förekomst bör säkerställas genom att lokaler med äldre skog skyddas. I områden med mycket hög luftfuktighet kan man på bålen av skrovellav finna de sällsynta parasitsvamparna skrovellavsknapp (EN), </w:t>
+      </w:r>
+      <w:r>
+        <w:rPr>
+          <w:i/>
+        </w:rPr>
+        <w:t>Catillaria lobariicola</w:t>
+      </w:r>
+      <w:r>
+        <w:t xml:space="preserve"> (VU) och </w:t>
+      </w:r>
+      <w:r>
+        <w:rPr>
+          <w:i/>
+        </w:rPr>
+        <w:t>Merismatium lobariae</w:t>
+      </w:r>
+      <w:r>
+        <w:t xml:space="preserve"> (DD). Skrovellav är typisk art för </w:t>
+      </w:r>
+      <w:r>
+        <w:rPr>
+          <w:i/>
+        </w:rPr>
+        <w:t xml:space="preserve">9010 Taiga, 9020 Nordlig ädellövskog, 9040 Fjällbjörkskog, 9070 Trädklädd betesmark, 9160 Näringsrik ekskog, 9180 Ädellövskog i branter, 9190 Näringsfattig ekskog, 8210 Kalkbranter </w:t>
+      </w:r>
+      <w:r>
+        <w:t xml:space="preserve">och </w:t>
+      </w:r>
+      <w:r>
+        <w:rPr>
+          <w:i/>
+        </w:rPr>
+        <w:t>6530 Lövängar</w:t>
+      </w:r>
+      <w:r>
+        <w:t xml:space="preserve"> (SLU Artdatabanken, 2026; Nitare &amp; Skogsstyrelsen, 2019).</w:t>
+      </w:r>
+    </w:p>
+    <w:p>
+      <w:r>
+        <w:rPr>
+          <w:b/>
+        </w:rPr>
+        <w:t>Guckusko (§7)</w:t>
+      </w:r>
+      <w:r>
+        <w:t xml:space="preserve"> omfattas av EU:s art- och habitatdirektiv och är fridlyst enligt §7 Artskyddsförordningen (bilaga 1) vilket innebär att hela dess livsmiljö ska bevaras. Guckusko är beroende av hög och jämn luftfuktighet i gamla, ostörda skogsmiljöer och är känslig för snabba förändringar av ljus-/vindförhållanden eller uttorkning. Den förekommer främst i skogar som inte påverkats av kraftig störning, till exempel slutavverkning, markberedning, körskador, gödsling eller dikning. Guckusko är rödlistad som nära hotad (NT) i den europeiska rödlistan och Sverige hyser mer än halva den beräknade populationen av arten i EU, vilket innebär att vi har ett internationellt ansvar för arten. Guckusko är typisk art för </w:t>
+      </w:r>
+      <w:r>
+        <w:rPr>
+          <w:i/>
+        </w:rPr>
+        <w:t>9050 Näringsrik granskog</w:t>
+      </w:r>
+      <w:r>
+        <w:t xml:space="preserve"> (SLU Artdatabanken, 2021; IUCN, 2011).</w:t>
+      </w:r>
+    </w:p>
+    <w:p>
+      <w:r>
+        <w:rPr>
+          <w:b/>
+        </w:rPr>
+        <w:t>Kransrams</w:t>
+      </w:r>
+      <w:r>
+        <w:t xml:space="preserve"> är typisk art för </w:t>
+      </w:r>
+      <w:r>
+        <w:rPr>
+          <w:i/>
+        </w:rPr>
+        <w:t xml:space="preserve">9020 Nordlig ädellövskog </w:t>
+      </w:r>
+      <w:r>
+        <w:t>(SLU Artdatabanken, 2025).</w:t>
+      </w:r>
+    </w:p>
+    <w:p>
+      <w:r>
+        <w:rPr>
+          <w:b/>
+        </w:rPr>
+        <w:t>Stuplav</w:t>
+      </w:r>
+      <w:r>
+        <w:t xml:space="preserve"> är en mycket bra signalart i hela sitt utbredningsområde och förekommer nästan enbart i skogsmiljöer med höga naturvärden. Den indikerar långvarig förekomst av gamla lövträd och miljöer med konstant hög luftfuktighet. I skogar med suboceaniskt klimat finns det en mycket sällsynt parasit, njurlavsknapp </w:t>
+      </w:r>
+      <w:r>
+        <w:rPr>
+          <w:i/>
+        </w:rPr>
+        <w:t>Pletocarpon nephromeum</w:t>
+      </w:r>
+      <w:r>
+        <w:t xml:space="preserve"> (EN), som växer på stuplav. Ytterligare tre sällsynta lavparasiter, </w:t>
+      </w:r>
+      <w:r>
+        <w:rPr>
+          <w:i/>
+        </w:rPr>
+        <w:t>Protounguicularia nephromatis</w:t>
+      </w:r>
+      <w:r>
+        <w:t xml:space="preserve"> (VU), </w:t>
+      </w:r>
+      <w:r>
+        <w:rPr>
+          <w:i/>
+        </w:rPr>
+        <w:t>Refractohilum galligenum</w:t>
+      </w:r>
+      <w:r>
+        <w:t xml:space="preserve"> (NT) och </w:t>
+      </w:r>
+      <w:r>
+        <w:rPr>
+          <w:i/>
+        </w:rPr>
+        <w:t>Roselliniella nephromatis</w:t>
+      </w:r>
+      <w:r>
+        <w:t xml:space="preserve"> (DD), kan också påträffas på stuplav. Stuplav är typisk art för </w:t>
+      </w:r>
+      <w:r>
+        <w:rPr>
+          <w:i/>
+        </w:rPr>
+        <w:t>9010 Taiga</w:t>
+      </w:r>
+      <w:r>
+        <w:t xml:space="preserve"> (SLU Artdatabanken, 2026; Nitare &amp; Skogsstyrelsen, 2019).</w:t>
+      </w:r>
+    </w:p>
+    <w:p>
+      <w:pPr>
+        <w:pStyle w:val="Heading1"/>
+      </w:pPr>
+      <w:r>
+        <w:t>Typiska arter och EU:s art- och habitatdirektiv</w:t>
+      </w:r>
+    </w:p>
+    <w:p>
+      <w:r>
+        <w:t>Typiska arter används för att lokalisera områden med gynnsam bevarandestatus för de naturtyper som är listade i EU:s art- och habitatdirektiv. Ett exempel är Västlig taiga (EU-kod 9010) som saknar gynnsam bevarandestatus och minskar starkt som naturtyp i Sverige. Naturvårdsverket skriver i sin vägledning för Västlig taiga att dylika miljöer förutsätter normalt att skogarna skyddas långsiktigt, eftersom skogsbruk inte är förenligt med bevarande av naturtypen i gynnsamt tillstånd (Naturvårdsverket, 2011).</w:t>
+      </w:r>
+    </w:p>
+    <w:p>
+      <w:r>
+        <w:t>Följande typiska arter har sina livsmiljöer och växtplatser i den avverkningsanmälda skogen: garnlav (VU, T), lunglav (NT, T), skrovellav (NT, T), guckusko (S, T, §7), kransrams (S, T) och stuplav (S, T).</w:t>
+      </w:r>
+    </w:p>
+    <w:p>
+      <w:r>
+        <w:t>Enligt Sveriges Artikel 17 rapportering 2013 och 2019 till EU, har naturtypen Västlig taiga (9010) dålig bevarandestatus med negativ trend inom Sveriges boreala region. Skogsbruksåtgärder som avverkning, röjning och gallring pekas ut som några av de främst bidragande orsakerna till naturtypens dåliga status och negativa trend (SLU Artdatabanken, 2019). I EU:s uppföljning av tillståndet för naturtyperna i Skandinavien 2013 – 2018 framgår det att i den boreala regionen är tillståndet så dåligt för Västlig taiga (9010) att habitatet löper allvarlig risk att försvinna regionalt (EEA, 2022). Det allvarliga läget för den biologiska mångfalden i skogen framhålls även i Skogsstyren rapport 2026/07:</w:t>
+      </w:r>
+    </w:p>
+    <w:p>
+      <w:r>
+        <w:rPr>
+          <w:i/>
+        </w:rPr>
+        <w:t>"All avverkning av kända skogliga värdekärnor och sannolika kontinuitetsskogar behöver upphöra för att fylla bristen om 1,56 miljoner hektar bevarad livsmiljötyp. På grund av begränsade kvarvarande arealer av värdekärnor, naturskogar och kontinuitetsskogar leder fortsatt förlust av dessa till en påtaglig risk för långsiktigt negativa effekter för biologisk mångfald i skogslandskapet. Att de återstående arealerna bevaras och ges ett långsiktigt skydd bedöms därför vara av avgörande betydelse."</w:t>
+      </w:r>
+      <w:r>
+        <w:t xml:space="preserve"> (Skogsstyrelsen, 2026).</w:t>
+      </w:r>
+    </w:p>
+    <w:p>
+      <w:r>
+        <w:t>Trots detta har statusen för Västlig taiga ändrats till otillräcklig i stället för dålig i den senaste Artikel 17 rapporteringen 2025. Av Naturvårdsverkets rapport framgår det dock att de ändrade statusbedömningarna jämfört med rapporteringen 2019 inte beror på faktiska miljöförändringar. Ändringarna är av teknisk karaktär och främst en följd av resultaten från genomförda regeringsuppdrag och beslut inför rapporteringen 2025. Det är alltså politisk styrning i stället för faktiska förhållanden i naturen som ändrat på naturtypernas status i rapporteringen, vilket rimmar dåligt med såväl art- och habitatdirektivets syften och mål som med naturrestaureringsförordningen. I praktiken har dock Sveriges nya sätt att rapportera bevarandestatus till EU inte någon betydelse eftersom Naturvårdsverkets rapportering 2025 visar att Västlig taiga</w:t>
+      </w:r>
+      <w:r>
+        <w:rPr>
+          <w:b/>
+        </w:rPr>
+        <w:t xml:space="preserve"> </w:t>
+      </w:r>
+      <w:r>
+        <w:t>inte har gynnsam bevarandestatus.</w:t>
+      </w:r>
+    </w:p>
+    <w:p>
+      <w:r>
+        <w:t>Åtgärder som vidtas i enlighet med art- och habitatdirektivet ska enligt Artikel 2 syfta till att bibehålla eller återställa en gynnsam bevarandestatus hos livsmiljöer samt arter och vilda djur och växter av gemenskapsintresse. Enligt prejudikat från EU-domstolen ska en skogsbruksverksamhet utföras på ett sådant sätt som utgör ett förebyggande och hållbart skogsbruk för att betraktas som förenlig med bevarandekraven i direktivet (se EU-domstolens dom i de förenade målen C 473-19 och C 474-19).</w:t>
+      </w:r>
+    </w:p>
+    <w:p>
+      <w:r>
+        <w:t xml:space="preserve">Av artikel 1.e samma direktiv framgår att en livsmiljös bevarandestatus anses " gynnsam" när — dess naturliga utbredningsområde och de ytor den täcker inom detta område är stabila eller ökande, och — den särskilda struktur och de särskilda funktioner som är nödvändiga för att den skall kunna bibehållas på lång sikt finns, och sannolikt kommer att finnas under en överskådlig framtid, och — bevarandestatusen hos dess </w:t>
+      </w:r>
+      <w:r>
+        <w:rPr>
+          <w:b/>
+        </w:rPr>
+        <w:t>typiska arter</w:t>
+      </w:r>
+      <w:r>
+        <w:t xml:space="preserve"> är gynnsam enligt definitionen i artikel 1.i.</w:t>
+      </w:r>
+    </w:p>
+    <w:p>
+      <w:r>
+        <w:t>EU-direktiv är bindande för EU:s medlemsländer varvid det ankommer på Skogsstyrelsen som nationell tillsynsmyndighet att beakta syftet med EU:s art- och habitatdirektiv vid prövningen av en skogsbruksverksamhet, se Rådets direktiv 92/43/EEG. Se ytterligare information om EU:s livsmiljödirektiv i bilaga 2.</w:t>
+      </w:r>
+    </w:p>
+    <w:p>
+      <w:r>
+        <w:br w:type="page"/>
+      </w:r>
+    </w:p>
+    <w:p>
+      <w:pPr>
+        <w:pStyle w:val="Title"/>
+      </w:pPr>
+      <w:r>
+        <w:t>BILAGA 1 –</w:t>
+        <w:br/>
+        <w:t>Fridlysta och rödlistade arter</w:t>
+      </w:r>
+    </w:p>
+    <w:p>
+      <w:pPr>
+        <w:pStyle w:val="Heading1"/>
+      </w:pPr>
+      <w:r>
+        <w:t>Lunglav – ekologi samt krav på livsmiljön</w:t>
+      </w:r>
+    </w:p>
+    <w:p>
+      <w:r>
+        <w:t xml:space="preserve">Lunglav (NT) är en av vårt lands främsta signalarter som överallt indikerar gamla lövträd, skogsbestånd med höga naturvärden och ekosystem med lång skoglig kontinuitet. Lokalt kan förekomsten vara mycket riklig men den hittas nästan enbart i gamla och ej slutavverkade skogar. Artens samtliga förekomster bör uppmärksammas från naturvårdssynpunkt, då många lokaler även hyser andra ovanliga och rödlistade arter, däribland de sällsynta lavparasiterna lunglavshårprick (CR), </w:t>
+      </w:r>
+      <w:r>
+        <w:rPr>
+          <w:i/>
+        </w:rPr>
+        <w:t>Abrothallus diederichii</w:t>
+      </w:r>
+      <w:r>
+        <w:t xml:space="preserve"> (VU), </w:t>
+      </w:r>
+      <w:r>
+        <w:rPr>
+          <w:i/>
+        </w:rPr>
+        <w:t>Abrothallus lobariae</w:t>
+      </w:r>
+      <w:r>
+        <w:t xml:space="preserve"> (VU), </w:t>
+      </w:r>
+      <w:r>
+        <w:rPr>
+          <w:i/>
+        </w:rPr>
+        <w:t>Calycina lobariae</w:t>
+      </w:r>
+      <w:r>
+        <w:t xml:space="preserve"> (VU), lunglavsknapp (VU) och skrovelmössing (VU), som växer på lunglav. Rikliga förekomster med lunglav bör skyddas med biotopskydd, frivilliga avsättningar eller reservat (SLU Artdatabanken, 2026; Nitare &amp; Skogsstyrelsen, 2019).</w:t>
+      </w:r>
+    </w:p>
+    <w:p>
+      <w:r>
+        <w:t xml:space="preserve">Lunglav är typisk art för </w:t>
+      </w:r>
+      <w:r>
+        <w:rPr>
+          <w:i/>
+        </w:rPr>
+        <w:t>9010 Taiga, 9020 Nordlig ädellövskog, 9110 Näringsfattig bokskog, 9130 Näringsrik bokskog, 9160 Näringsrik ekskog, 9180 Ädellövskog i branter, 9190 Näringsfattig ekskog, 9070 Trädklädd betesmark, 9040 Fjällbjörkskog</w:t>
+      </w:r>
+      <w:r>
+        <w:t xml:space="preserve"> och</w:t>
+      </w:r>
+      <w:r>
+        <w:rPr>
+          <w:i/>
+        </w:rPr>
+        <w:t xml:space="preserve"> 6530 Lövängar</w:t>
+      </w:r>
+      <w:r>
+        <w:t xml:space="preserve"> (SLU Artdatabanken, 2026).</w:t>
       </w:r>
     </w:p>
     <w:p>
@@ -109,37 +487,48 @@
         <w:pStyle w:val="Heading2"/>
       </w:pPr>
       <w:r>
-        <w:t>Fridlysta arter</w:t>
+        <w:t>Referenser – lunglav</w:t>
       </w:r>
     </w:p>
     <w:p>
       <w:r>
-        <w:t>Följande fridlysta arter har sina livsmiljöer och växtplatser i den avverkningsanmälda skogen: guckusko (S, T, §7), tvåblad (S, §8), brudsporre (§8) och fläcknycklar (§8).</w:t>
-      </w:r>
-    </w:p>
-    <w:p>
-      <w:r>
-        <w:rPr>
-          <w:b/>
-        </w:rPr>
-        <w:t>Guckusko (§7)</w:t>
-      </w:r>
-      <w:r>
-        <w:t xml:space="preserve"> omfattas av EU:s art- och habitatdirektiv och är fridlyst enligt §7 Artskyddsförordningen (bilaga 1) vilket innebär att hela dess livsmiljö ska bevaras. Guckusko är beroende av hög och jämn luftfuktighet i gamla, ostörda skogsmiljöer och är känslig för snabba förändringar av ljus-/vindförhållanden eller uttorkning. Den förekommer främst i skogar som inte påverkats av kraftig störning, till exempel slutavverkning, markberedning, körskador, gödsling eller dikning. Guckusko är rödlistad som nära hotad (NT) i den europeiska rödlistan och Sverige hyser mer än halva den beräknade populationen av arten i EU, vilket innebär att vi har ett internationellt ansvar för arten. Guckusko är typisk art för </w:t>
+        <w:t xml:space="preserve">Nitare, J. och Skogsstyrelsen, 2019. </w:t>
       </w:r>
       <w:r>
         <w:rPr>
           <w:i/>
         </w:rPr>
-        <w:t>9050 Näringsrik granskog</w:t>
-      </w:r>
-      <w:r>
-        <w:t xml:space="preserve"> (SLU Artdatabanken, 2021; IUCN, 2011).</w:t>
+        <w:t xml:space="preserve">Skyddsvärd skog – Naturvårdsarter och andra kriterier för naturvärdesbedömning. </w:t>
+      </w:r>
+      <w:r>
+        <w:t>Skogsstyrelsen.</w:t>
       </w:r>
     </w:p>
     <w:p>
       <w:r>
-        <w:t>I BILAGA 1 finns mer detaljerad information om ekologi samt krav på livsmiljö hos fridlysta arter.</w:t>
+        <w:t xml:space="preserve">SLU Artdatabanken, 2026. </w:t>
+      </w:r>
+      <w:r>
+        <w:rPr>
+          <w:i/>
+        </w:rPr>
+        <w:t xml:space="preserve">Artfaktablad. Naturvård – artfakta. </w:t>
+      </w:r>
+      <w:r>
+        <w:t>SLU Artdatabanken, Uppsala.</w:t>
+      </w:r>
+    </w:p>
+    <w:p>
+      <w:pPr>
+        <w:pStyle w:val="Heading1"/>
+      </w:pPr>
+      <w:r>
+        <w:t>Guckusko – ekologi samt krav på livsmiljön</w:t>
+      </w:r>
+    </w:p>
+    <w:p>
+      <w:r>
+        <w:t>Guckusko omfattas av EU:s art- och habitatdirektiv och är fridlyst enligt §7 Artskyddsförordningen (bilaga 1) vilket innebär att hela dess livsmiljö ska bevaras. Guckusko är beroende av hög och jämn luftfuktighet i gamla, ostörda skogsmiljöer och är känslig för snabba förändringar av ljus-/vindförhållanden eller uttorkning. Den förekommer främst i skogar som inte påverkats av kraftig störning, till exempel slutavverkning, markberedning, körskador, gödsling eller dikning (SLU Artdatabanken, 2021).Dikning och slutavverkning av guckuskons växtplatser är ett direkt hot mot arten och bör undvikas. Kalavverkning missgynnar arten, dels om hyggesavfall lämnas, vilket kan kväva enskilda bestånd, dels indirekt genom att mer konkurrensstarka arter gynnas. Körskador av skogsmaskiner och hyggesplöjning kan leda till lokalt ändrad hydrologi, då de mullrika, fuktiga jordarna är mjuka. Sverige hyser mer än halva den beräknade populationen av arten i EU, vilket innebär att vi har ett internationellt ansvar för arten (SLU Artdatabanken, 2021).</w:t>
       </w:r>
     </w:p>
     <w:p>
@@ -147,322 +536,6 @@
         <w:pStyle w:val="Heading2"/>
       </w:pPr>
       <w:r>
-        <w:t>Övriga naturvårdsarter</w:t>
-      </w:r>
-    </w:p>
-    <w:p>
-      <w:r>
-        <w:rPr>
-          <w:b/>
-        </w:rPr>
-        <w:t>Garnlav (VU)</w:t>
-      </w:r>
-      <w:r>
-        <w:t xml:space="preserve"> är en utpräglad barrskogsart som ibland kan drapera träden i norrländska grannaturskogar med hög luftfuktighet. Den förekommer även i talldominerade bestånd där den, förutom i trädens grenverk, påträffas hängande över ojämnheter i tallbarken. Arten har minskat starkt i södra och mellersta Sverige och den minskar även i sitt nordliga utbredningsområde. Minskningstakten uppgår till 30 (20–50) % inom 50 år och överstiger gränsvärdet för Sårbar (VU). Orsaken till tillbakagången beror främst på slutavverkningar av naturskogsartade skogar. Bestånd med riklig förekomst bör regelmässigt sparas, vilket även gynnar flera andra sällsynta och rödlistade arter. Garnlav är värdväxt för den mycket sällsynta och akut hotade fjärilen barrskogslavfly (CR) som hör hemma i boreala barrskogar med riklig förekomst av värdväxten. Tidigare kunde arten konstateras årligen på flera platser vid Dala-Floda i Dalarna innan lokalerna kalavverkades. Senaste fyndet i landet av barrskogslavfly är från år 2000 då den påträffades vid Högberget i Sollefteå kommun. Garnlav är typisk art för </w:t>
-      </w:r>
-      <w:r>
-        <w:rPr>
-          <w:i/>
-        </w:rPr>
-        <w:t xml:space="preserve">9010 Taiga </w:t>
-      </w:r>
-      <w:r>
-        <w:t>och</w:t>
-      </w:r>
-      <w:r>
-        <w:rPr>
-          <w:i/>
-        </w:rPr>
-        <w:t xml:space="preserve"> 9070 Trädklädd betesmark</w:t>
-      </w:r>
-      <w:r>
-        <w:t xml:space="preserve"> (SLU Artdatabanken, 2026).</w:t>
-      </w:r>
-    </w:p>
-    <w:p>
-      <w:r>
-        <w:rPr>
-          <w:b/>
-        </w:rPr>
-        <w:t>Kransrams</w:t>
-      </w:r>
-      <w:r>
-        <w:t xml:space="preserve"> är typisk art för </w:t>
-      </w:r>
-      <w:r>
-        <w:rPr>
-          <w:i/>
-        </w:rPr>
-        <w:t xml:space="preserve">9020 Nordlig ädellövskog </w:t>
-      </w:r>
-      <w:r>
-        <w:t>(SLU Artdatabanken, 2025).</w:t>
-      </w:r>
-    </w:p>
-    <w:p>
-      <w:r>
-        <w:rPr>
-          <w:b/>
-        </w:rPr>
-        <w:t>Lunglav (NT)</w:t>
-      </w:r>
-      <w:r>
-        <w:t xml:space="preserve"> är en av vårt lands främsta signalarter som överallt indikerar gamla lövträd, skogsbestånd med höga naturvärden och ekosystem med långskoglig kontinuitet. Lokalt kan förekomsten vara mycket riklig men den hittas nästan enbart i gamla och ej slutavverkade skogar. Artens samtliga förekomster bör uppmärksammas från naturvårdssynpunkt, då många lokaler även hyser andra ovanliga och rödlistade arter. Rikliga förekomster bör skyddas med biotopskydd, frivilliga avsättningar eller reservat. På lunglav kan de sällsynta lavparasiterna lunglavshårprick (CR), </w:t>
-      </w:r>
-      <w:r>
-        <w:rPr>
-          <w:i/>
-        </w:rPr>
-        <w:t>Abrothallus diederichii</w:t>
-      </w:r>
-      <w:r>
-        <w:t xml:space="preserve"> (VU), </w:t>
-      </w:r>
-      <w:r>
-        <w:rPr>
-          <w:i/>
-        </w:rPr>
-        <w:t>Abrothallus lobariae</w:t>
-      </w:r>
-      <w:r>
-        <w:t xml:space="preserve"> (VU), </w:t>
-      </w:r>
-      <w:r>
-        <w:rPr>
-          <w:i/>
-        </w:rPr>
-        <w:t>Calycina lobariae</w:t>
-      </w:r>
-      <w:r>
-        <w:t xml:space="preserve"> (VU), lunglavsknapp (VU) och skrovelmössing (VU) påträffas. Lunglav är typisk art för </w:t>
-      </w:r>
-      <w:r>
-        <w:rPr>
-          <w:i/>
-        </w:rPr>
-        <w:t>9010 Taiga, 9020 Nordlig ädellövskog, 9110 Näringsfattig bokskog, 9130 Näringsrik bokskog, 9160 Näringsrik ekskog, 9180 Ädellövskog i branter, 9190 Näringsfattig ekskog, 9070 Trädklädd betesmark, 9040 Fjällbjörkskog</w:t>
-      </w:r>
-      <w:r>
-        <w:t xml:space="preserve"> och</w:t>
-      </w:r>
-      <w:r>
-        <w:rPr>
-          <w:i/>
-        </w:rPr>
-        <w:t xml:space="preserve"> 6530 Lövängar</w:t>
-      </w:r>
-      <w:r>
-        <w:t xml:space="preserve"> (SLU Artdatabanken, 2026; Nitare &amp; Skogsstyrelsen, 2019).</w:t>
-      </w:r>
-    </w:p>
-    <w:p>
-      <w:r>
-        <w:rPr>
-          <w:b/>
-        </w:rPr>
-        <w:t>Skrovellav (NT)</w:t>
-      </w:r>
-      <w:r>
-        <w:t xml:space="preserve"> växer på gamla lövträd och på klippor i gamla skogar med hög och jämn luftfuktighet. Slutavverkning av kontinuitetsskog utgör det största hotet och lavens fortsatta förekomst bör säkerställas genom att lokaler med äldre skog skyddas. I områden med mycket hög luftfuktighet kan man på bålen av skrovellav finna de sällsynta parasitsvamparna skrovellavsknapp (EN), </w:t>
-      </w:r>
-      <w:r>
-        <w:rPr>
-          <w:i/>
-        </w:rPr>
-        <w:t>Catillaria lobariicola</w:t>
-      </w:r>
-      <w:r>
-        <w:t xml:space="preserve"> (VU) och </w:t>
-      </w:r>
-      <w:r>
-        <w:rPr>
-          <w:i/>
-        </w:rPr>
-        <w:t>Merismatium lobariae</w:t>
-      </w:r>
-      <w:r>
-        <w:t xml:space="preserve"> (DD). Skrovellav är typisk art för </w:t>
-      </w:r>
-      <w:r>
-        <w:rPr>
-          <w:i/>
-        </w:rPr>
-        <w:t xml:space="preserve">9010 Taiga, 9020 Nordlig ädellövskog, 9040 Fjällbjörkskog, 9070 Trädklädd betesmark, 9160 Näringsrik ekskog, 9180 Ädellövskog i branter, 9190 Näringsfattig ekskog, 8210 Kalkbranter </w:t>
-      </w:r>
-      <w:r>
-        <w:t xml:space="preserve">och </w:t>
-      </w:r>
-      <w:r>
-        <w:rPr>
-          <w:i/>
-        </w:rPr>
-        <w:t>6530 Lövängar</w:t>
-      </w:r>
-      <w:r>
-        <w:t xml:space="preserve"> (SLU Artdatabanken, 2026; Nitare &amp; Skogsstyrelsen, 2019).</w:t>
-      </w:r>
-    </w:p>
-    <w:p>
-      <w:r>
-        <w:rPr>
-          <w:b/>
-        </w:rPr>
-        <w:t>Stuplav</w:t>
-      </w:r>
-      <w:r>
-        <w:t xml:space="preserve"> är en mycket bra signalart i hela sitt utbredningsområde och förekommer nästan enbart i skogsmiljöer med höga naturvärden. Den indikerar långvarig förekomst av gamla lövträd och miljöer med konstant hög luftfuktighet. I skogar med suboceaniskt klimat finns det en mycket sällsynt parasit, njurlavsknapp </w:t>
-      </w:r>
-      <w:r>
-        <w:rPr>
-          <w:i/>
-        </w:rPr>
-        <w:t>Pletocarpon nephromeum</w:t>
-      </w:r>
-      <w:r>
-        <w:t xml:space="preserve"> (EN), som växer på stuplav. Ytterligare tre sällsynta lavparasiter, </w:t>
-      </w:r>
-      <w:r>
-        <w:rPr>
-          <w:i/>
-        </w:rPr>
-        <w:t>Protounguicularia nephromatis</w:t>
-      </w:r>
-      <w:r>
-        <w:t xml:space="preserve"> (VU), </w:t>
-      </w:r>
-      <w:r>
-        <w:rPr>
-          <w:i/>
-        </w:rPr>
-        <w:t>Refractohilum galligenum</w:t>
-      </w:r>
-      <w:r>
-        <w:t xml:space="preserve"> (NT) och </w:t>
-      </w:r>
-      <w:r>
-        <w:rPr>
-          <w:i/>
-        </w:rPr>
-        <w:t>Roselliniella nephromatis</w:t>
-      </w:r>
-      <w:r>
-        <w:t xml:space="preserve"> (DD), kan också påträffas på stuplav. Stuplav är typisk art för </w:t>
-      </w:r>
-      <w:r>
-        <w:rPr>
-          <w:i/>
-        </w:rPr>
-        <w:t>9010 Taiga</w:t>
-      </w:r>
-      <w:r>
-        <w:t xml:space="preserve"> (SLU Artdatabanken, 2026; Nitare &amp; Skogsstyrelsen, 2019).</w:t>
-      </w:r>
-    </w:p>
-    <w:p>
-      <w:pPr>
-        <w:pStyle w:val="Heading1"/>
-      </w:pPr>
-      <w:r>
-        <w:t>Typiska arter och EU:s art- och habitatdirektiv</w:t>
-      </w:r>
-    </w:p>
-    <w:p>
-      <w:r>
-        <w:t>Typiska arter används för att lokalisera områden med gynnsam bevarandestatus för de naturtyper som är listade i EU:s art- och habitatdirektiv. Ett exempel är Västlig taiga (EU-kod 9010) som saknar gynnsam bevarandestatus och minskar starkt som naturtyp i Sverige. Naturvårdsverket skriver i sin vägledning för Västlig taiga att dylika miljöer förutsätter normalt att skogarna skyddas långsiktigt, eftersom skogsbruk inte är förenligt med bevarande av naturtypen i gynnsamt tillstånd (Naturvårdsverket, 2011).</w:t>
-      </w:r>
-    </w:p>
-    <w:p>
-      <w:r>
-        <w:t>Följande typiska arter har sina livsmiljöer och växtplatser i den avverkningsanmälda skogen: garnlav (VU, T), lunglav (NT, T), skrovellav (NT, T), guckusko (S, T, §7), kransrams (S, T) och stuplav (S, T).</w:t>
-      </w:r>
-    </w:p>
-    <w:p>
-      <w:r>
-        <w:t>Enligt Sveriges Artikel 17 rapportering 2013 och 2019 till EU, har naturtypen Västlig taiga (9010) dålig bevarandestatus med negativ trend inom Sveriges boreala region. Skogsbruksåtgärder som avverkning, röjning och gallring pekas ut som några av de främst bidragande orsakerna till naturtypens dåliga status och negativa trend (SLU Artdatabanken, 2019). I EU:s uppföljning av tillståndet för naturtyperna i Skandinavien 2013 – 2018 framgår det att i den boreala regionen är tillståndet så dåligt för Västlig taiga (9010) att habitatet löper allvarlig risk att försvinna regionalt (EEA, 2022). Det allvarliga läget för den biologiska mångfalden i skogen framhålls även i Skogsstyren rapport 2026/07:</w:t>
-      </w:r>
-    </w:p>
-    <w:p>
-      <w:r>
-        <w:rPr>
-          <w:i/>
-        </w:rPr>
-        <w:t>"All avverkning av kända skogliga värdekärnor och sannolika kontinuitetsskogar behöver upphöra för att fylla bristen om 1,56 miljoner hektar bevarad livsmiljötyp. På grund av begränsade kvarvarande arealer av värdekärnor, naturskogar och kontinuitetsskogar leder fortsatt förlust av dessa till en påtaglig risk för långsiktigt negativa effekter för biologisk mångfald i skogslandskapet. Att de återstående arealerna bevaras och ges ett långsiktigt skydd bedöms därför vara av avgörande betydelse."</w:t>
-      </w:r>
-      <w:r>
-        <w:t xml:space="preserve"> (Skogsstyrelsen, 2026).</w:t>
-      </w:r>
-    </w:p>
-    <w:p>
-      <w:r>
-        <w:t>Trots detta har statusen för Västlig taiga ändrats till otillräcklig i stället för dålig i den senaste Artikel 17 rapporteringen 2025. Av Naturvårdsverkets rapport framgår det dock att de ändrade statusbedömningarna jämfört med rapporteringen 2019 inte beror på faktiska miljöförändringar. Ändringarna är av teknisk karaktär och främst en följd av resultaten från genomförda regeringsuppdrag och beslut inför rapporteringen 2025. Det är alltså politisk styrning i stället för faktiska förhållanden i naturen som ändrat på naturtypernas status i rapporteringen, vilket rimmar dåligt med såväl art- och habitatdirektivets syften och mål som med naturrestaureringsförordningen. I praktiken har dock Sveriges nya sätt att rapportera bevarandestatus till EU inte någon betydelse eftersom Naturvårdsverkets rapportering 2025 visar att Västlig taiga</w:t>
-      </w:r>
-      <w:r>
-        <w:rPr>
-          <w:b/>
-        </w:rPr>
-        <w:t xml:space="preserve"> </w:t>
-      </w:r>
-      <w:r>
-        <w:t>inte har gynnsam bevarandestatus.</w:t>
-      </w:r>
-    </w:p>
-    <w:p>
-      <w:r>
-        <w:t>Åtgärder som vidtas i enlighet med art- och habitatdirektivet ska enligt Artikel 2 syfta till att bibehålla eller återställa en gynnsam bevarandestatus hos livsmiljöer samt arter och vilda djur och växter av gemenskapsintresse. Enligt prejudikat från EU-domstolen ska en skogsbruksverksamhet utföras på ett sådant sätt som utgör ett förebyggande och hållbart skogsbruk för att betraktas som förenlig med bevarandekraven i direktivet (se EU-domstolens dom i de förenade målen C 473-19 och C 474-19).</w:t>
-      </w:r>
-    </w:p>
-    <w:p>
-      <w:r>
-        <w:t xml:space="preserve">Av artikel 1.e samma direktiv framgår att en livsmiljös bevarandestatus anses " gynnsam" när — dess naturliga utbredningsområde och de ytor den täcker inom detta område är stabila eller ökande, och — den särskilda struktur och de särskilda funktioner som är nödvändiga för att den skall kunna bibehållas på lång sikt finns, och sannolikt kommer att finnas under en överskådlig framtid, och — bevarandestatusen hos dess </w:t>
-      </w:r>
-      <w:r>
-        <w:rPr>
-          <w:b/>
-        </w:rPr>
-        <w:t>typiska arter</w:t>
-      </w:r>
-      <w:r>
-        <w:t xml:space="preserve"> är gynnsam enligt definitionen i artikel 1.i.</w:t>
-      </w:r>
-    </w:p>
-    <w:p>
-      <w:r>
-        <w:t>EU-direktiv är bindande för EU:s medlemsländer varvid det ankommer på Skogsstyrelsen som nationell tillsynsmyndighet att beakta syftet med EU:s art- och habitatdirektiv vid prövningen av en skogsbruksverksamhet, se Rådets direktiv 92/43/EEG. Se ytterligare information om EU:s livsmiljödirektiv i bilaga 2.</w:t>
-      </w:r>
-    </w:p>
-    <w:p>
-      <w:r>
-        <w:br w:type="page"/>
-      </w:r>
-    </w:p>
-    <w:p>
-      <w:pPr>
-        <w:pStyle w:val="Title"/>
-      </w:pPr>
-      <w:r>
-        <w:t>BILAGA 1 –</w:t>
-        <w:br/>
-        <w:t>Fridlysta och rödlistade arter</w:t>
-      </w:r>
-    </w:p>
-    <w:p>
-      <w:pPr>
-        <w:pStyle w:val="Heading1"/>
-      </w:pPr>
-      <w:r>
-        <w:t>Guckusko – ekologi samt krav på livsmiljön</w:t>
-      </w:r>
-    </w:p>
-    <w:p>
-      <w:r>
-        <w:t>Guckusko omfattas av EU:s art- och habitatdirektiv och är fridlyst enligt §7 Artskyddsförordningen (bilaga 1) vilket innebär att hela dess livsmiljö ska bevaras. Guckusko är beroende av hög och jämn luftfuktighet i gamla, ostörda skogsmiljöer och är känslig för snabba förändringar av ljus-/vindförhållanden eller uttorkning. Den förekommer främst i skogar som inte påverkats av kraftig störning, till exempel slutavverkning, markberedning, körskador, gödsling eller dikning (SLU Artdatabanken, 2021).Dikning och slutavverkning av guckuskons växtplatser är ett direkt hot mot arten och bör undvikas. Kalavverkning missgynnar arten, dels om hyggesavfall lämnas, vilket kan kväva enskilda bestånd, dels indirekt genom att mer konkurrensstarka arter gynnas. Körskador av skogsmaskiner och hyggesplöjning kan leda till lokalt ändrad hydrologi, då de mullrika, fuktiga jordarna är mjuka. Sverige hyser mer än halva den beräknade populationen av arten i EU, vilket innebär att vi har ett internationellt ansvar för arten (SLU Artdatabanken, 2021).</w:t>
-      </w:r>
-    </w:p>
-    <w:p>
-      <w:pPr>
-        <w:pStyle w:val="Heading2"/>
-      </w:pPr>
-      <w:r>
         <w:t>Referenser – guckusko</w:t>
       </w:r>
     </w:p>
@@ -478,105 +551,6 @@
       </w:r>
       <w:r>
         <w:t>SLU Artdatabanken, Uppsala</w:t>
-      </w:r>
-    </w:p>
-    <w:p>
-      <w:pPr>
-        <w:pStyle w:val="Heading1"/>
-      </w:pPr>
-      <w:r>
-        <w:t>Lunglav – ekologi samt krav på livsmiljön</w:t>
-      </w:r>
-    </w:p>
-    <w:p>
-      <w:r>
-        <w:t xml:space="preserve">Lunglav (NT) är en av vårt lands främsta signalarter som överallt indikerar gamla lövträd, skogsbestånd med höga naturvärden och ekosystem med lång skoglig kontinuitet. Lokalt kan förekomsten vara mycket riklig men den hittas nästan enbart i gamla och ej slutavverkade skogar. Artens samtliga förekomster bör uppmärksammas från naturvårdssynpunkt, då många lokaler även hyser andra ovanliga och rödlistade arter, däribland de sällsynta lavparasiterna lunglavshårprick (CR), </w:t>
-      </w:r>
-      <w:r>
-        <w:rPr>
-          <w:i/>
-        </w:rPr>
-        <w:t>Abrothallus diederichii</w:t>
-      </w:r>
-      <w:r>
-        <w:t xml:space="preserve"> (VU), </w:t>
-      </w:r>
-      <w:r>
-        <w:rPr>
-          <w:i/>
-        </w:rPr>
-        <w:t>Abrothallus lobariae</w:t>
-      </w:r>
-      <w:r>
-        <w:t xml:space="preserve"> (VU), </w:t>
-      </w:r>
-      <w:r>
-        <w:rPr>
-          <w:i/>
-        </w:rPr>
-        <w:t>Calycina lobariae</w:t>
-      </w:r>
-      <w:r>
-        <w:t xml:space="preserve"> (VU), lunglavsknapp (VU) och skrovelmössing (VU), som växer på lunglav. Rikliga förekomster med lunglav bör skyddas med biotopskydd, frivilliga avsättningar eller reservat (SLU Artdatabanken, 2026; Nitare &amp; Skogsstyrelsen, 2019).</w:t>
-      </w:r>
-    </w:p>
-    <w:p>
-      <w:r>
-        <w:t xml:space="preserve">Lunglav är typisk art för </w:t>
-      </w:r>
-      <w:r>
-        <w:rPr>
-          <w:i/>
-        </w:rPr>
-        <w:t>9010 Taiga, 9020 Nordlig ädellövskog, 9110 Näringsfattig bokskog, 9130 Näringsrik bokskog, 9160 Näringsrik ekskog, 9180 Ädellövskog i branter, 9190 Näringsfattig ekskog, 9070 Trädklädd betesmark, 9040 Fjällbjörkskog</w:t>
-      </w:r>
-      <w:r>
-        <w:t xml:space="preserve"> och</w:t>
-      </w:r>
-      <w:r>
-        <w:rPr>
-          <w:i/>
-        </w:rPr>
-        <w:t xml:space="preserve"> 6530 Lövängar</w:t>
-      </w:r>
-      <w:r>
-        <w:t xml:space="preserve"> (SLU Artdatabanken, 2026).</w:t>
-      </w:r>
-    </w:p>
-    <w:p>
-      <w:pPr>
-        <w:pStyle w:val="Heading2"/>
-      </w:pPr>
-      <w:r>
-        <w:t>Referenser – lunglav</w:t>
-      </w:r>
-    </w:p>
-    <w:p>
-      <w:r>
-        <w:t xml:space="preserve">Nitare, J. och Skogsstyrelsen, 2019. </w:t>
-      </w:r>
-      <w:r>
-        <w:rPr>
-          <w:i/>
-        </w:rPr>
-        <w:t xml:space="preserve">Skyddsvärd skog – Naturvårdsarter och andra kriterier för naturvärdesbedömning. </w:t>
-      </w:r>
-      <w:r>
-        <w:t>Skogsstyrelsen.</w:t>
-      </w:r>
-    </w:p>
-    <w:p>
-      <w:r>
-        <w:t xml:space="preserve">SLU Artdatabanken, 2026. </w:t>
-      </w:r>
-      <w:r>
-        <w:rPr>
-          <w:i/>
-        </w:rPr>
-        <w:t xml:space="preserve">Artfaktablad. Naturvård – artfakta. </w:t>
-      </w:r>
-      <w:r>
-        <w:t>SLU Artdatabanken, Uppsala.</w:t>
       </w:r>
     </w:p>
     <w:p>
@@ -955,7 +929,7 @@
     <w:r>
       <w:tab/>
       <w:tab/>
-      <w:t>2026-06-20</w:t>
+      <w:t>2026-06-21</w:t>
       <w:br/>
       <w:br/>
     </w:r>

--- a/tillsyn/A 40012-2025 tillsynsbegäran.docx
+++ b/tillsyn/A 40012-2025 tillsynsbegäran.docx
@@ -929,7 +929,7 @@
     <w:r>
       <w:tab/>
       <w:tab/>
-      <w:t>2026-06-21</w:t>
+      <w:t>2026-06-22</w:t>
       <w:br/>
       <w:br/>
     </w:r>

--- a/tillsyn/A 40012-2025 tillsynsbegäran.docx
+++ b/tillsyn/A 40012-2025 tillsynsbegäran.docx
@@ -929,7 +929,7 @@
     <w:r>
       <w:tab/>
       <w:tab/>
-      <w:t>2026-06-22</w:t>
+      <w:t>2026-06-23</w:t>
       <w:br/>
       <w:br/>
     </w:r>

--- a/tillsyn/A 40012-2025 tillsynsbegäran.docx
+++ b/tillsyn/A 40012-2025 tillsynsbegäran.docx
@@ -929,7 +929,7 @@
     <w:r>
       <w:tab/>
       <w:tab/>
-      <w:t>2026-06-23</w:t>
+      <w:t>2026-06-24</w:t>
       <w:br/>
       <w:br/>
     </w:r>

--- a/tillsyn/A 40012-2025 tillsynsbegäran.docx
+++ b/tillsyn/A 40012-2025 tillsynsbegäran.docx
@@ -929,7 +929,7 @@
     <w:r>
       <w:tab/>
       <w:tab/>
-      <w:t>2026-06-24</w:t>
+      <w:t>2026-06-25</w:t>
       <w:br/>
       <w:br/>
     </w:r>

--- a/tillsyn/A 40012-2025 tillsynsbegäran.docx
+++ b/tillsyn/A 40012-2025 tillsynsbegäran.docx
@@ -929,7 +929,7 @@
     <w:r>
       <w:tab/>
       <w:tab/>
-      <w:t>2026-06-25</w:t>
+      <w:t>2026-06-26</w:t>
       <w:br/>
       <w:br/>
     </w:r>

--- a/tillsyn/A 40012-2025 tillsynsbegäran.docx
+++ b/tillsyn/A 40012-2025 tillsynsbegäran.docx
@@ -929,7 +929,7 @@
     <w:r>
       <w:tab/>
       <w:tab/>
-      <w:t>2026-06-26</w:t>
+      <w:t>2026-06-27</w:t>
       <w:br/>
       <w:br/>
     </w:r>

--- a/tillsyn/A 40012-2025 tillsynsbegäran.docx
+++ b/tillsyn/A 40012-2025 tillsynsbegäran.docx
@@ -929,7 +929,7 @@
     <w:r>
       <w:tab/>
       <w:tab/>
-      <w:t>2026-06-27</w:t>
+      <w:t>2026-06-28</w:t>
       <w:br/>
       <w:br/>
     </w:r>

--- a/tillsyn/A 40012-2025 tillsynsbegäran.docx
+++ b/tillsyn/A 40012-2025 tillsynsbegäran.docx
@@ -929,7 +929,7 @@
     <w:r>
       <w:tab/>
       <w:tab/>
-      <w:t>2026-06-28</w:t>
+      <w:t>2026-06-29</w:t>
       <w:br/>
       <w:br/>
     </w:r>

--- a/tillsyn/A 40012-2025 tillsynsbegäran.docx
+++ b/tillsyn/A 40012-2025 tillsynsbegäran.docx
@@ -929,7 +929,7 @@
     <w:r>
       <w:tab/>
       <w:tab/>
-      <w:t>2026-06-29</w:t>
+      <w:t>2026-06-30</w:t>
       <w:br/>
       <w:br/>
     </w:r>

--- a/tillsyn/A 40012-2025 tillsynsbegäran.docx
+++ b/tillsyn/A 40012-2025 tillsynsbegäran.docx
@@ -929,7 +929,7 @@
     <w:r>
       <w:tab/>
       <w:tab/>
-      <w:t>2026-06-30</w:t>
+      <w:t>2026-07-01</w:t>
       <w:br/>
       <w:br/>
     </w:r>

--- a/tillsyn/A 40012-2025 tillsynsbegäran.docx
+++ b/tillsyn/A 40012-2025 tillsynsbegäran.docx
@@ -929,7 +929,7 @@
     <w:r>
       <w:tab/>
       <w:tab/>
-      <w:t>2026-07-01</w:t>
+      <w:t>2026-07-02</w:t>
       <w:br/>
       <w:br/>
     </w:r>

--- a/tillsyn/A 40012-2025 tillsynsbegäran.docx
+++ b/tillsyn/A 40012-2025 tillsynsbegäran.docx
@@ -929,7 +929,7 @@
     <w:r>
       <w:tab/>
       <w:tab/>
-      <w:t>2026-07-13</w:t>
+      <w:t>2026-07-14</w:t>
       <w:br/>
       <w:br/>
     </w:r>

--- a/tillsyn/A 40012-2025 tillsynsbegäran.docx
+++ b/tillsyn/A 40012-2025 tillsynsbegäran.docx
@@ -929,7 +929,7 @@
     <w:r>
       <w:tab/>
       <w:tab/>
-      <w:t>2026-07-14</w:t>
+      <w:t>2026-07-15</w:t>
       <w:br/>
       <w:br/>
     </w:r>

--- a/tillsyn/A 40012-2025 tillsynsbegäran.docx
+++ b/tillsyn/A 40012-2025 tillsynsbegäran.docx
@@ -929,7 +929,7 @@
     <w:r>
       <w:tab/>
       <w:tab/>
-      <w:t>2026-07-15</w:t>
+      <w:t>2026-07-16</w:t>
       <w:br/>
       <w:br/>
     </w:r>

--- a/tillsyn/A 40012-2025 tillsynsbegäran.docx
+++ b/tillsyn/A 40012-2025 tillsynsbegäran.docx
@@ -929,7 +929,7 @@
     <w:r>
       <w:tab/>
       <w:tab/>
-      <w:t>2026-07-16</w:t>
+      <w:t>2026-07-17</w:t>
       <w:br/>
       <w:br/>
     </w:r>

--- a/tillsyn/A 40012-2025 tillsynsbegäran.docx
+++ b/tillsyn/A 40012-2025 tillsynsbegäran.docx
@@ -929,7 +929,7 @@
     <w:r>
       <w:tab/>
       <w:tab/>
-      <w:t>2026-07-17</w:t>
+      <w:t>2026-07-18</w:t>
       <w:br/>
       <w:br/>
     </w:r>

--- a/tillsyn/A 40012-2025 tillsynsbegäran.docx
+++ b/tillsyn/A 40012-2025 tillsynsbegäran.docx
@@ -929,7 +929,7 @@
     <w:r>
       <w:tab/>
       <w:tab/>
-      <w:t>2026-07-18</w:t>
+      <w:t>2026-07-19</w:t>
       <w:br/>
       <w:br/>
     </w:r>

--- a/tillsyn/A 40012-2025 tillsynsbegäran.docx
+++ b/tillsyn/A 40012-2025 tillsynsbegäran.docx
@@ -929,7 +929,7 @@
     <w:r>
       <w:tab/>
       <w:tab/>
-      <w:t>2026-07-19</w:t>
+      <w:t>2026-07-20</w:t>
       <w:br/>
       <w:br/>
     </w:r>

--- a/tillsyn/A 40012-2025 tillsynsbegäran.docx
+++ b/tillsyn/A 40012-2025 tillsynsbegäran.docx
@@ -929,7 +929,7 @@
     <w:r>
       <w:tab/>
       <w:tab/>
-      <w:t>2026-07-20</w:t>
+      <w:t>2026-07-21</w:t>
       <w:br/>
       <w:br/>
     </w:r>

--- a/tillsyn/A 40012-2025 tillsynsbegäran.docx
+++ b/tillsyn/A 40012-2025 tillsynsbegäran.docx
@@ -929,7 +929,7 @@
     <w:r>
       <w:tab/>
       <w:tab/>
-      <w:t>2026-07-21</w:t>
+      <w:t>2026-07-22</w:t>
       <w:br/>
       <w:br/>
     </w:r>

--- a/tillsyn/A 40012-2025 tillsynsbegäran.docx
+++ b/tillsyn/A 40012-2025 tillsynsbegäran.docx
@@ -929,7 +929,7 @@
     <w:r>
       <w:tab/>
       <w:tab/>
-      <w:t>2026-07-22</w:t>
+      <w:t>2026-07-23</w:t>
       <w:br/>
       <w:br/>
     </w:r>

--- a/tillsyn/A 40012-2025 tillsynsbegäran.docx
+++ b/tillsyn/A 40012-2025 tillsynsbegäran.docx
@@ -929,7 +929,7 @@
     <w:r>
       <w:tab/>
       <w:tab/>
-      <w:t>2026-07-23</w:t>
+      <w:t>2026-07-24</w:t>
       <w:br/>
       <w:br/>
     </w:r>

--- a/tillsyn/A 40012-2025 tillsynsbegäran.docx
+++ b/tillsyn/A 40012-2025 tillsynsbegäran.docx
@@ -929,7 +929,7 @@
     <w:r>
       <w:tab/>
       <w:tab/>
-      <w:t>2026-07-24</w:t>
+      <w:t>2026-07-25</w:t>
       <w:br/>
       <w:br/>
     </w:r>

--- a/tillsyn/A 40012-2025 tillsynsbegäran.docx
+++ b/tillsyn/A 40012-2025 tillsynsbegäran.docx
@@ -929,7 +929,7 @@
     <w:r>
       <w:tab/>
       <w:tab/>
-      <w:t>2026-07-25</w:t>
+      <w:t>2026-07-26</w:t>
       <w:br/>
       <w:br/>
     </w:r>

--- a/tillsyn/A 40012-2025 tillsynsbegäran.docx
+++ b/tillsyn/A 40012-2025 tillsynsbegäran.docx
@@ -929,7 +929,7 @@
     <w:r>
       <w:tab/>
       <w:tab/>
-      <w:t>2026-07-26</w:t>
+      <w:t>2026-07-27</w:t>
       <w:br/>
       <w:br/>
     </w:r>

--- a/tillsyn/A 40012-2025 tillsynsbegäran.docx
+++ b/tillsyn/A 40012-2025 tillsynsbegäran.docx
@@ -929,7 +929,7 @@
     <w:r>
       <w:tab/>
       <w:tab/>
-      <w:t>2026-07-27</w:t>
+      <w:t>2026-07-28</w:t>
       <w:br/>
       <w:br/>
     </w:r>

--- a/tillsyn/A 40012-2025 tillsynsbegäran.docx
+++ b/tillsyn/A 40012-2025 tillsynsbegäran.docx
@@ -929,7 +929,7 @@
     <w:r>
       <w:tab/>
       <w:tab/>
-      <w:t>2026-07-28</w:t>
+      <w:t>2026-07-29</w:t>
       <w:br/>
       <w:br/>
     </w:r>

--- a/tillsyn/A 40012-2025 tillsynsbegäran.docx
+++ b/tillsyn/A 40012-2025 tillsynsbegäran.docx
@@ -929,7 +929,7 @@
     <w:r>
       <w:tab/>
       <w:tab/>
-      <w:t>2026-07-29</w:t>
+      <w:t>2026-07-30</w:t>
       <w:br/>
       <w:br/>
     </w:r>

--- a/tillsyn/A 40012-2025 tillsynsbegäran.docx
+++ b/tillsyn/A 40012-2025 tillsynsbegäran.docx
@@ -929,7 +929,7 @@
     <w:r>
       <w:tab/>
       <w:tab/>
-      <w:t>2026-07-30</w:t>
+      <w:t>2026-07-31</w:t>
       <w:br/>
       <w:br/>
     </w:r>

--- a/tillsyn/A 40012-2025 tillsynsbegäran.docx
+++ b/tillsyn/A 40012-2025 tillsynsbegäran.docx
@@ -929,7 +929,7 @@
     <w:r>
       <w:tab/>
       <w:tab/>
-      <w:t>2026-07-31</w:t>
+      <w:t>2026-08-01</w:t>
       <w:br/>
       <w:br/>
     </w:r>

--- a/tillsyn/A 40012-2025 tillsynsbegäran.docx
+++ b/tillsyn/A 40012-2025 tillsynsbegäran.docx
@@ -929,7 +929,7 @@
     <w:r>
       <w:tab/>
       <w:tab/>
-      <w:t>2026-08-01</w:t>
+      <w:t>2026-08-02</w:t>
       <w:br/>
       <w:br/>
     </w:r>

--- a/tillsyn/A 40012-2025 tillsynsbegäran.docx
+++ b/tillsyn/A 40012-2025 tillsynsbegäran.docx
@@ -929,7 +929,7 @@
     <w:r>
       <w:tab/>
       <w:tab/>
-      <w:t>2026-08-02</w:t>
+      <w:t>2026-08-03</w:t>
       <w:br/>
       <w:br/>
     </w:r>

--- a/tillsyn/A 40012-2025 tillsynsbegäran.docx
+++ b/tillsyn/A 40012-2025 tillsynsbegäran.docx
@@ -929,7 +929,7 @@
     <w:r>
       <w:tab/>
       <w:tab/>
-      <w:t>2026-08-03</w:t>
+      <w:t>2026-08-05</w:t>
       <w:br/>
       <w:br/>
     </w:r>

--- a/tillsyn/A 40012-2025 tillsynsbegäran.docx
+++ b/tillsyn/A 40012-2025 tillsynsbegäran.docx
@@ -929,7 +929,7 @@
     <w:r>
       <w:tab/>
       <w:tab/>
-      <w:t>2026-08-05</w:t>
+      <w:t>2026-08-07</w:t>
       <w:br/>
       <w:br/>
     </w:r>

--- a/tillsyn/A 40012-2025 tillsynsbegäran.docx
+++ b/tillsyn/A 40012-2025 tillsynsbegäran.docx
@@ -929,7 +929,7 @@
     <w:r>
       <w:tab/>
       <w:tab/>
-      <w:t>2026-08-07</w:t>
+      <w:t>2026-08-08</w:t>
       <w:br/>
       <w:br/>
     </w:r>

--- a/tillsyn/A 40012-2025 tillsynsbegäran.docx
+++ b/tillsyn/A 40012-2025 tillsynsbegäran.docx
@@ -60,7 +60,7 @@
         <w:spacing w:after="240"/>
       </w:pPr>
       <w:r>
-        <w:t>Figur 1. Fyndplatser för naturvårdsarter i och inom 6 meter från avverkningsanmälan. Markörer utan svart kant är placerade på fyndplatsen. Markörer med svart kant är placerade vid sidan av fyndplatsen har ett svart streck som visar fyndplatsens exakta position. Kartans mittpunktskoordinat är N 7039726, E 522906 i SWEREF 99 TM.</w:t>
+        <w:t>Figur 1. Fyndplatser för naturvårdsarter i och inom 6 meter från avverkningsanmälan. Markörer utan svart kant är placerade på fyndplatsen. Markörer med svart kant är placerade vid sidan av fyndplatsen och har ett svart streck som visar fyndplatsens exakta position. Kartans mittpunktskoordinat är N 7039726, E 522906 i SWEREF 99 TM.</w:t>
       </w:r>
     </w:p>
     <w:p>
@@ -929,7 +929,7 @@
     <w:r>
       <w:tab/>
       <w:tab/>
-      <w:t>2026-08-14</w:t>
+      <w:t>2026-08-15</w:t>
       <w:br/>
       <w:br/>
     </w:r>

--- a/tillsyn/A 40012-2025 tillsynsbegäran.docx
+++ b/tillsyn/A 40012-2025 tillsynsbegäran.docx
@@ -929,7 +929,7 @@
     <w:r>
       <w:tab/>
       <w:tab/>
-      <w:t>2026-08-15</w:t>
+      <w:t>2026-08-16</w:t>
       <w:br/>
       <w:br/>
     </w:r>

--- a/tillsyn/A 40012-2025 tillsynsbegäran.docx
+++ b/tillsyn/A 40012-2025 tillsynsbegäran.docx
@@ -929,7 +929,7 @@
     <w:r>
       <w:tab/>
       <w:tab/>
-      <w:t>2026-08-16</w:t>
+      <w:t>2026-08-17</w:t>
       <w:br/>
       <w:br/>
     </w:r>

--- a/tillsyn/A 40012-2025 tillsynsbegäran.docx
+++ b/tillsyn/A 40012-2025 tillsynsbegäran.docx
@@ -929,7 +929,7 @@
     <w:r>
       <w:tab/>
       <w:tab/>
-      <w:t>2026-08-17</w:t>
+      <w:t>2026-08-18</w:t>
       <w:br/>
       <w:br/>
     </w:r>

--- a/tillsyn/A 40012-2025 tillsynsbegäran.docx
+++ b/tillsyn/A 40012-2025 tillsynsbegäran.docx
@@ -929,7 +929,7 @@
     <w:r>
       <w:tab/>
       <w:tab/>
-      <w:t>2026-08-18</w:t>
+      <w:t>2026-08-19</w:t>
       <w:br/>
       <w:br/>
     </w:r>

--- a/tillsyn/A 40012-2025 tillsynsbegäran.docx
+++ b/tillsyn/A 40012-2025 tillsynsbegäran.docx
@@ -929,7 +929,7 @@
     <w:r>
       <w:tab/>
       <w:tab/>
-      <w:t>2026-08-19</w:t>
+      <w:t>2026-08-20</w:t>
       <w:br/>
       <w:br/>
     </w:r>

--- a/tillsyn/A 40012-2025 tillsynsbegäran.docx
+++ b/tillsyn/A 40012-2025 tillsynsbegäran.docx
@@ -929,7 +929,7 @@
     <w:r>
       <w:tab/>
       <w:tab/>
-      <w:t>2026-08-20</w:t>
+      <w:t>2026-08-21</w:t>
       <w:br/>
       <w:br/>
     </w:r>

--- a/tillsyn/A 40012-2025 tillsynsbegäran.docx
+++ b/tillsyn/A 40012-2025 tillsynsbegäran.docx
@@ -929,7 +929,7 @@
     <w:r>
       <w:tab/>
       <w:tab/>
-      <w:t>2026-08-21</w:t>
+      <w:t>2026-08-22</w:t>
       <w:br/>
       <w:br/>
     </w:r>

--- a/tillsyn/A 40012-2025 tillsynsbegäran.docx
+++ b/tillsyn/A 40012-2025 tillsynsbegäran.docx
@@ -929,7 +929,7 @@
     <w:r>
       <w:tab/>
       <w:tab/>
-      <w:t>2026-08-22</w:t>
+      <w:t>2026-08-23</w:t>
       <w:br/>
       <w:br/>
     </w:r>

--- a/tillsyn/A 40012-2025 tillsynsbegäran.docx
+++ b/tillsyn/A 40012-2025 tillsynsbegäran.docx
@@ -929,7 +929,7 @@
     <w:r>
       <w:tab/>
       <w:tab/>
-      <w:t>2026-08-23</w:t>
+      <w:t>2026-08-24</w:t>
       <w:br/>
       <w:br/>
     </w:r>

--- a/tillsyn/A 40012-2025 tillsynsbegäran.docx
+++ b/tillsyn/A 40012-2025 tillsynsbegäran.docx
@@ -929,7 +929,7 @@
     <w:r>
       <w:tab/>
       <w:tab/>
-      <w:t>2026-08-24</w:t>
+      <w:t>2026-08-25</w:t>
       <w:br/>
       <w:br/>
     </w:r>

--- a/tillsyn/A 40012-2025 tillsynsbegäran.docx
+++ b/tillsyn/A 40012-2025 tillsynsbegäran.docx
@@ -929,7 +929,7 @@
     <w:r>
       <w:tab/>
       <w:tab/>
-      <w:t>2026-08-25</w:t>
+      <w:t>2026-08-26</w:t>
       <w:br/>
       <w:br/>
     </w:r>

--- a/tillsyn/A 40012-2025 tillsynsbegäran.docx
+++ b/tillsyn/A 40012-2025 tillsynsbegäran.docx
@@ -929,7 +929,7 @@
     <w:r>
       <w:tab/>
       <w:tab/>
-      <w:t>2026-08-26</w:t>
+      <w:t>2026-08-27</w:t>
       <w:br/>
       <w:br/>
     </w:r>

--- a/tillsyn/A 40012-2025 tillsynsbegäran.docx
+++ b/tillsyn/A 40012-2025 tillsynsbegäran.docx
@@ -929,7 +929,7 @@
     <w:r>
       <w:tab/>
       <w:tab/>
-      <w:t>2026-08-27</w:t>
+      <w:t>2026-08-28</w:t>
       <w:br/>
       <w:br/>
     </w:r>

--- a/tillsyn/A 40012-2025 tillsynsbegäran.docx
+++ b/tillsyn/A 40012-2025 tillsynsbegäran.docx
@@ -929,7 +929,7 @@
     <w:r>
       <w:tab/>
       <w:tab/>
-      <w:t>2026-08-28</w:t>
+      <w:t>2026-08-29</w:t>
       <w:br/>
       <w:br/>
     </w:r>

--- a/tillsyn/A 40012-2025 tillsynsbegäran.docx
+++ b/tillsyn/A 40012-2025 tillsynsbegäran.docx
@@ -929,7 +929,7 @@
     <w:r>
       <w:tab/>
       <w:tab/>
-      <w:t>2026-08-29</w:t>
+      <w:t>2026-08-31</w:t>
       <w:br/>
       <w:br/>
     </w:r>

--- a/tillsyn/A 40012-2025 tillsynsbegäran.docx
+++ b/tillsyn/A 40012-2025 tillsynsbegäran.docx
@@ -929,7 +929,7 @@
     <w:r>
       <w:tab/>
       <w:tab/>
-      <w:t>2026-08-31</w:t>
+      <w:t>2026-09-01</w:t>
       <w:br/>
       <w:br/>
     </w:r>

--- a/tillsyn/A 40012-2025 tillsynsbegäran.docx
+++ b/tillsyn/A 40012-2025 tillsynsbegäran.docx
@@ -929,7 +929,7 @@
     <w:r>
       <w:tab/>
       <w:tab/>
-      <w:t>2026-09-01</w:t>
+      <w:t>2026-09-02</w:t>
       <w:br/>
       <w:br/>
     </w:r>

--- a/tillsyn/A 40012-2025 tillsynsbegäran.docx
+++ b/tillsyn/A 40012-2025 tillsynsbegäran.docx
@@ -929,7 +929,7 @@
     <w:r>
       <w:tab/>
       <w:tab/>
-      <w:t>2026-09-02</w:t>
+      <w:t>2026-09-03</w:t>
       <w:br/>
       <w:br/>
     </w:r>

--- a/tillsyn/A 40012-2025 tillsynsbegäran.docx
+++ b/tillsyn/A 40012-2025 tillsynsbegäran.docx
@@ -929,7 +929,7 @@
     <w:r>
       <w:tab/>
       <w:tab/>
-      <w:t>2026-09-03</w:t>
+      <w:t>2026-09-04</w:t>
       <w:br/>
       <w:br/>
     </w:r>

--- a/tillsyn/A 40012-2025 tillsynsbegäran.docx
+++ b/tillsyn/A 40012-2025 tillsynsbegäran.docx
@@ -929,7 +929,7 @@
     <w:r>
       <w:tab/>
       <w:tab/>
-      <w:t>2026-09-04</w:t>
+      <w:t>2026-09-05</w:t>
       <w:br/>
       <w:br/>
     </w:r>

--- a/tillsyn/A 40012-2025 tillsynsbegäran.docx
+++ b/tillsyn/A 40012-2025 tillsynsbegäran.docx
@@ -929,7 +929,7 @@
     <w:r>
       <w:tab/>
       <w:tab/>
-      <w:t>2026-09-05</w:t>
+      <w:t>2026-09-06</w:t>
       <w:br/>
       <w:br/>
     </w:r>

--- a/tillsyn/A 40012-2025 tillsynsbegäran.docx
+++ b/tillsyn/A 40012-2025 tillsynsbegäran.docx
@@ -929,7 +929,7 @@
     <w:r>
       <w:tab/>
       <w:tab/>
-      <w:t>2026-09-06</w:t>
+      <w:t>2026-09-07</w:t>
       <w:br/>
       <w:br/>
     </w:r>

--- a/tillsyn/A 40012-2025 tillsynsbegäran.docx
+++ b/tillsyn/A 40012-2025 tillsynsbegäran.docx
@@ -929,7 +929,7 @@
     <w:r>
       <w:tab/>
       <w:tab/>
-      <w:t>2026-09-07</w:t>
+      <w:t>2026-09-08</w:t>
       <w:br/>
       <w:br/>
     </w:r>

--- a/tillsyn/A 40012-2025 tillsynsbegäran.docx
+++ b/tillsyn/A 40012-2025 tillsynsbegäran.docx
@@ -929,7 +929,7 @@
     <w:r>
       <w:tab/>
       <w:tab/>
-      <w:t>2026-09-08</w:t>
+      <w:t>2026-09-09</w:t>
       <w:br/>
       <w:br/>
     </w:r>

--- a/tillsyn/A 40012-2025 tillsynsbegäran.docx
+++ b/tillsyn/A 40012-2025 tillsynsbegäran.docx
@@ -929,7 +929,7 @@
     <w:r>
       <w:tab/>
       <w:tab/>
-      <w:t>2026-09-09</w:t>
+      <w:t>2026-09-10</w:t>
       <w:br/>
       <w:br/>
     </w:r>

--- a/tillsyn/A 40012-2025 tillsynsbegäran.docx
+++ b/tillsyn/A 40012-2025 tillsynsbegäran.docx
@@ -929,7 +929,7 @@
     <w:r>
       <w:tab/>
       <w:tab/>
-      <w:t>2026-09-10</w:t>
+      <w:t>2026-09-11</w:t>
       <w:br/>
       <w:br/>
     </w:r>

--- a/tillsyn/A 40012-2025 tillsynsbegäran.docx
+++ b/tillsyn/A 40012-2025 tillsynsbegäran.docx
@@ -929,7 +929,7 @@
     <w:r>
       <w:tab/>
       <w:tab/>
-      <w:t>2026-09-11</w:t>
+      <w:t>2026-09-12</w:t>
       <w:br/>
       <w:br/>
     </w:r>
